--- a/kiemtra.docx
+++ b/kiemtra.docx
@@ -3,13 +3,8 @@
 <w:document xmlns:wpc="http://schemas.microsoft.com/office/word/2010/wordprocessingCanvas" xmlns:cx="http://schemas.microsoft.com/office/drawing/2014/chartex" xmlns:cx1="http://schemas.microsoft.com/office/drawing/2015/9/8/chartex" xmlns:cx2="http://schemas.microsoft.com/office/drawing/2015/10/21/chartex" xmlns:cx3="http://schemas.microsoft.com/office/drawing/2016/5/9/chartex" xmlns:cx4="http://schemas.microsoft.com/office/drawing/2016/5/10/chartex" xmlns:cx5="http://schemas.microsoft.com/office/drawing/2016/5/11/chartex" xmlns:cx6="http://schemas.microsoft.com/office/drawing/2016/5/12/chartex" xmlns:cx7="http://schemas.microsoft.com/office/drawing/2016/5/13/chartex" xmlns:cx8="http://schemas.microsoft.com/office/drawing/2016/5/14/chartex" xmlns:mc="http://schemas.openxmlformats.org/markup-compatibility/2006" xmlns:aink="http://schemas.microsoft.com/office/drawing/2016/ink" xmlns:am3d="http://schemas.microsoft.com/office/drawing/2017/model3d" xmlns:o="urn:schemas-microsoft-com:office:office" xmlns:oel="http://schemas.microsoft.com/office/2019/extlst" xmlns:r="http://schemas.openxmlformats.org/officeDocument/2006/relationships" xmlns:m="http://schemas.openxmlformats.org/officeDocument/2006/math" xmlns:v="urn:schemas-microsoft-com:vml" xmlns:wp14="http://schemas.microsoft.com/office/word/2010/wordprocessingDrawing" xmlns:wp="http://schemas.openxmlformats.org/drawingml/2006/wordprocessingDrawing" xmlns:w10="urn:schemas-microsoft-com:office:word" xmlns:w="http://schemas.openxmlformats.org/wordprocessingml/2006/main" xmlns:w14="http://schemas.microsoft.com/office/word/2010/wordml" xmlns:w15="http://schemas.microsoft.com/office/word/2012/wordml" xmlns:w16cex="http://schemas.microsoft.com/office/word/2018/wordml/cex" xmlns:w16cid="http://schemas.microsoft.com/office/word/2016/wordml/cid" xmlns:w16="http://schemas.microsoft.com/office/word/2018/wordml" xmlns:w16du="http://schemas.microsoft.com/office/word/2023/wordml/word16du" xmlns:w16sdtdh="http://schemas.microsoft.com/office/word/2020/wordml/sdtdatahash" xmlns:w16sdtfl="http://schemas.microsoft.com/office/word/2024/wordml/sdtformatlock" xmlns:w16se="http://schemas.microsoft.com/office/word/2015/wordml/symex" xmlns:wpg="http://schemas.microsoft.com/office/word/2010/wordprocessingGroup" xmlns:wpi="http://schemas.microsoft.com/office/word/2010/wordprocessingInk" xmlns:wne="http://schemas.microsoft.com/office/word/2006/wordml" xmlns:wps="http://schemas.microsoft.com/office/word/2010/wordprocessingShape" mc:Ignorable="w14 w15 w16se w16cid w16 w16cex w16sdtdh w16sdtfl w16du wp14">
   <w:body>
     <w:p>
-      <w:proofErr w:type="spellStart"/>
-      <w:r>
-        <w:t>Bài</w:t>
-      </w:r>
-      <w:proofErr w:type="spellEnd"/>
-      <w:r>
-        <w:t xml:space="preserve"> 1</w:t>
+      <w:r>
+        <w:t>Bài 1</w:t>
       </w:r>
     </w:p>
     <w:p>
@@ -21,87 +16,7 @@
         </w:numPr>
       </w:pPr>
       <w:r>
-        <w:t xml:space="preserve">2 </w:t>
-      </w:r>
-      <w:proofErr w:type="spellStart"/>
-      <w:r>
-        <w:t>featrue</w:t>
-      </w:r>
-      <w:proofErr w:type="spellEnd"/>
-      <w:r>
-        <w:t xml:space="preserve"> </w:t>
-      </w:r>
-      <w:proofErr w:type="spellStart"/>
-      <w:r>
-        <w:t>cho</w:t>
-      </w:r>
-      <w:proofErr w:type="spellEnd"/>
-      <w:r>
-        <w:t xml:space="preserve"> epic: “</w:t>
-      </w:r>
-      <w:proofErr w:type="spellStart"/>
-      <w:r>
-        <w:t>đặt</w:t>
-      </w:r>
-      <w:proofErr w:type="spellEnd"/>
-      <w:r>
-        <w:t xml:space="preserve"> </w:t>
-      </w:r>
-      <w:proofErr w:type="spellStart"/>
-      <w:r>
-        <w:t>và</w:t>
-      </w:r>
-      <w:proofErr w:type="spellEnd"/>
-      <w:r>
-        <w:t xml:space="preserve"> </w:t>
-      </w:r>
-      <w:proofErr w:type="spellStart"/>
-      <w:r>
-        <w:t>quản</w:t>
-      </w:r>
-      <w:proofErr w:type="spellEnd"/>
-      <w:r>
-        <w:t xml:space="preserve"> </w:t>
-      </w:r>
-      <w:proofErr w:type="spellStart"/>
-      <w:r>
-        <w:t>lí</w:t>
-      </w:r>
-      <w:proofErr w:type="spellEnd"/>
-      <w:r>
-        <w:t xml:space="preserve"> </w:t>
-      </w:r>
-      <w:proofErr w:type="spellStart"/>
-      <w:r>
-        <w:t>suất</w:t>
-      </w:r>
-      <w:proofErr w:type="spellEnd"/>
-      <w:r>
-        <w:t xml:space="preserve"> </w:t>
-      </w:r>
-      <w:proofErr w:type="spellStart"/>
-      <w:r>
-        <w:t>ăn</w:t>
-      </w:r>
-      <w:proofErr w:type="spellEnd"/>
-      <w:r>
-        <w:t xml:space="preserve"> </w:t>
-      </w:r>
-      <w:proofErr w:type="spellStart"/>
-      <w:r>
-        <w:t>nhân</w:t>
-      </w:r>
-      <w:proofErr w:type="spellEnd"/>
-      <w:r>
-        <w:t xml:space="preserve"> </w:t>
-      </w:r>
-      <w:proofErr w:type="spellStart"/>
-      <w:r>
-        <w:t>viên</w:t>
-      </w:r>
-      <w:proofErr w:type="spellEnd"/>
-      <w:r>
-        <w:t>”</w:t>
+        <w:t>2 featrue cho epic: “đặt và quản lí suất ăn nhân viên”</w:t>
       </w:r>
     </w:p>
     <w:p>
@@ -112,67 +27,9 @@
           <w:numId w:val="1"/>
         </w:numPr>
       </w:pPr>
-      <w:proofErr w:type="spellStart"/>
-      <w:r>
-        <w:t>Đặt</w:t>
-      </w:r>
-      <w:proofErr w:type="spellEnd"/>
-      <w:r>
-        <w:t xml:space="preserve"> </w:t>
-      </w:r>
-      <w:proofErr w:type="spellStart"/>
-      <w:r>
-        <w:t>suất</w:t>
-      </w:r>
-      <w:proofErr w:type="spellEnd"/>
-      <w:r>
-        <w:t xml:space="preserve"> </w:t>
-      </w:r>
-      <w:proofErr w:type="spellStart"/>
-      <w:r>
-        <w:t>ăn</w:t>
-      </w:r>
-      <w:proofErr w:type="spellEnd"/>
-      <w:r>
-        <w:t xml:space="preserve"> </w:t>
-      </w:r>
-      <w:proofErr w:type="spellStart"/>
-      <w:r>
-        <w:t>trong</w:t>
-      </w:r>
-      <w:proofErr w:type="spellEnd"/>
-      <w:r>
-        <w:t xml:space="preserve"> </w:t>
-      </w:r>
-      <w:proofErr w:type="spellStart"/>
-      <w:r>
-        <w:t>khung</w:t>
-      </w:r>
-      <w:proofErr w:type="spellEnd"/>
-      <w:r>
-        <w:t xml:space="preserve"> </w:t>
-      </w:r>
-      <w:proofErr w:type="spellStart"/>
-      <w:r>
-        <w:t>giờ</w:t>
-      </w:r>
-      <w:proofErr w:type="spellEnd"/>
-      <w:r>
-        <w:t xml:space="preserve"> </w:t>
-      </w:r>
-      <w:proofErr w:type="spellStart"/>
-      <w:r>
-        <w:t>cố</w:t>
-      </w:r>
-      <w:proofErr w:type="spellEnd"/>
-      <w:r>
-        <w:t xml:space="preserve"> </w:t>
-      </w:r>
-      <w:proofErr w:type="spellStart"/>
-      <w:r>
-        <w:t>định</w:t>
-      </w:r>
-      <w:proofErr w:type="spellEnd"/>
+      <w:r>
+        <w:t>Đặt suất ăn trong khung giờ cố định</w:t>
+      </w:r>
     </w:p>
     <w:p>
       <w:pPr>
@@ -183,77 +40,8 @@
         </w:numPr>
       </w:pPr>
       <w:r>
-        <w:t xml:space="preserve">Quản </w:t>
-      </w:r>
-      <w:proofErr w:type="spellStart"/>
-      <w:r>
-        <w:t>lí</w:t>
-      </w:r>
-      <w:proofErr w:type="spellEnd"/>
-      <w:r>
-        <w:t xml:space="preserve"> </w:t>
-      </w:r>
-      <w:proofErr w:type="spellStart"/>
-      <w:r>
-        <w:t>suât</w:t>
-      </w:r>
-      <w:proofErr w:type="spellEnd"/>
-      <w:r>
-        <w:t xml:space="preserve"> </w:t>
-      </w:r>
-      <w:proofErr w:type="spellStart"/>
-      <w:r>
-        <w:t>ăn</w:t>
-      </w:r>
-      <w:proofErr w:type="spellEnd"/>
-      <w:r>
-        <w:t xml:space="preserve"> </w:t>
-      </w:r>
-      <w:proofErr w:type="spellStart"/>
-      <w:r>
-        <w:t>theo</w:t>
-      </w:r>
-      <w:proofErr w:type="spellEnd"/>
-      <w:r>
-        <w:t xml:space="preserve"> </w:t>
-      </w:r>
-      <w:proofErr w:type="spellStart"/>
-      <w:r>
-        <w:t>mã</w:t>
-      </w:r>
-      <w:proofErr w:type="spellEnd"/>
-      <w:r>
-        <w:t xml:space="preserve"> </w:t>
-      </w:r>
-      <w:proofErr w:type="spellStart"/>
-      <w:r>
-        <w:t>số</w:t>
-      </w:r>
-      <w:proofErr w:type="spellEnd"/>
-      <w:r>
-        <w:t xml:space="preserve"> </w:t>
-      </w:r>
-      <w:proofErr w:type="spellStart"/>
-      <w:r>
-        <w:t>của</w:t>
-      </w:r>
-      <w:proofErr w:type="spellEnd"/>
-      <w:r>
-        <w:t xml:space="preserve"> </w:t>
-      </w:r>
-      <w:proofErr w:type="spellStart"/>
-      <w:r>
-        <w:t>nhân</w:t>
-      </w:r>
-      <w:proofErr w:type="spellEnd"/>
-      <w:r>
-        <w:t xml:space="preserve"> </w:t>
-      </w:r>
-      <w:proofErr w:type="spellStart"/>
-      <w:r>
-        <w:t>viên</w:t>
-      </w:r>
-      <w:proofErr w:type="spellEnd"/>
+        <w:t>Quản lí suât ăn theo mã số của nhân viên</w:t>
+      </w:r>
     </w:p>
     <w:p>
       <w:pPr>
@@ -264,15 +52,7 @@
         </w:numPr>
       </w:pPr>
       <w:r>
-        <w:t xml:space="preserve"> </w:t>
-      </w:r>
-      <w:proofErr w:type="spellStart"/>
-      <w:r>
-        <w:t>Viết</w:t>
-      </w:r>
-      <w:proofErr w:type="spellEnd"/>
-      <w:r>
-        <w:t xml:space="preserve"> user story</w:t>
+        <w:t xml:space="preserve"> Viết user story</w:t>
       </w:r>
     </w:p>
     <w:p>
@@ -283,227 +63,9 @@
           <w:numId w:val="3"/>
         </w:numPr>
       </w:pPr>
-      <w:proofErr w:type="spellStart"/>
-      <w:r>
-        <w:t>Là</w:t>
-      </w:r>
-      <w:proofErr w:type="spellEnd"/>
-      <w:r>
-        <w:t xml:space="preserve"> </w:t>
-      </w:r>
-      <w:proofErr w:type="spellStart"/>
-      <w:r>
-        <w:t>một</w:t>
-      </w:r>
-      <w:proofErr w:type="spellEnd"/>
-      <w:r>
-        <w:t xml:space="preserve"> </w:t>
-      </w:r>
-      <w:proofErr w:type="spellStart"/>
-      <w:r>
-        <w:t>nhân</w:t>
-      </w:r>
-      <w:proofErr w:type="spellEnd"/>
-      <w:r>
-        <w:t xml:space="preserve"> </w:t>
-      </w:r>
-      <w:proofErr w:type="spellStart"/>
-      <w:r>
-        <w:t>viên</w:t>
-      </w:r>
-      <w:proofErr w:type="spellEnd"/>
-      <w:r>
-        <w:t xml:space="preserve"> </w:t>
-      </w:r>
-      <w:proofErr w:type="spellStart"/>
-      <w:r>
-        <w:t>hành</w:t>
-      </w:r>
-      <w:proofErr w:type="spellEnd"/>
-      <w:r>
-        <w:t xml:space="preserve"> </w:t>
-      </w:r>
-      <w:proofErr w:type="spellStart"/>
-      <w:r>
-        <w:t>chính</w:t>
-      </w:r>
-      <w:proofErr w:type="spellEnd"/>
-      <w:r>
-        <w:t xml:space="preserve">, </w:t>
-      </w:r>
-      <w:proofErr w:type="spellStart"/>
-      <w:r>
-        <w:t>tôi</w:t>
-      </w:r>
-      <w:proofErr w:type="spellEnd"/>
-      <w:r>
-        <w:t xml:space="preserve"> </w:t>
-      </w:r>
-      <w:proofErr w:type="spellStart"/>
-      <w:r>
-        <w:t>muốn</w:t>
-      </w:r>
-      <w:proofErr w:type="spellEnd"/>
-      <w:r>
-        <w:t xml:space="preserve"> </w:t>
-      </w:r>
-      <w:proofErr w:type="spellStart"/>
-      <w:r>
-        <w:t>cho</w:t>
-      </w:r>
-      <w:proofErr w:type="spellEnd"/>
-      <w:r>
-        <w:t xml:space="preserve"> </w:t>
-      </w:r>
-      <w:proofErr w:type="spellStart"/>
-      <w:r>
-        <w:t>nhân</w:t>
-      </w:r>
-      <w:proofErr w:type="spellEnd"/>
-      <w:r>
-        <w:t xml:space="preserve"> </w:t>
-      </w:r>
-      <w:proofErr w:type="spellStart"/>
-      <w:r>
-        <w:t>viên</w:t>
-      </w:r>
-      <w:proofErr w:type="spellEnd"/>
-      <w:r>
-        <w:t xml:space="preserve"> </w:t>
-      </w:r>
-      <w:proofErr w:type="spellStart"/>
-      <w:r>
-        <w:t>đặt</w:t>
-      </w:r>
-      <w:proofErr w:type="spellEnd"/>
-      <w:r>
-        <w:t xml:space="preserve"> </w:t>
-      </w:r>
-      <w:proofErr w:type="spellStart"/>
-      <w:r>
-        <w:t>suất</w:t>
-      </w:r>
-      <w:proofErr w:type="spellEnd"/>
-      <w:r>
-        <w:t xml:space="preserve"> </w:t>
-      </w:r>
-      <w:proofErr w:type="spellStart"/>
-      <w:r>
-        <w:t>ăn</w:t>
-      </w:r>
-      <w:proofErr w:type="spellEnd"/>
-      <w:r>
-        <w:t xml:space="preserve"> </w:t>
-      </w:r>
-      <w:proofErr w:type="spellStart"/>
-      <w:r>
-        <w:t>theo</w:t>
-      </w:r>
-      <w:proofErr w:type="spellEnd"/>
-      <w:r>
-        <w:t xml:space="preserve"> </w:t>
-      </w:r>
-      <w:proofErr w:type="spellStart"/>
-      <w:r>
-        <w:t>khung</w:t>
-      </w:r>
-      <w:proofErr w:type="spellEnd"/>
-      <w:r>
-        <w:t xml:space="preserve"> </w:t>
-      </w:r>
-      <w:proofErr w:type="spellStart"/>
-      <w:r>
-        <w:t>giờ</w:t>
-      </w:r>
-      <w:proofErr w:type="spellEnd"/>
-      <w:r>
-        <w:t xml:space="preserve"> </w:t>
-      </w:r>
-      <w:proofErr w:type="spellStart"/>
-      <w:r>
-        <w:t>cố</w:t>
-      </w:r>
-      <w:proofErr w:type="spellEnd"/>
-      <w:r>
-        <w:t xml:space="preserve"> </w:t>
-      </w:r>
-      <w:proofErr w:type="spellStart"/>
-      <w:r>
-        <w:t>định</w:t>
-      </w:r>
-      <w:proofErr w:type="spellEnd"/>
-      <w:r>
-        <w:t xml:space="preserve"> </w:t>
-      </w:r>
-      <w:proofErr w:type="spellStart"/>
-      <w:r>
-        <w:t>để</w:t>
-      </w:r>
-      <w:proofErr w:type="spellEnd"/>
-      <w:r>
-        <w:t xml:space="preserve"> </w:t>
-      </w:r>
-      <w:proofErr w:type="spellStart"/>
-      <w:r>
-        <w:t>dễ</w:t>
-      </w:r>
-      <w:proofErr w:type="spellEnd"/>
-      <w:r>
-        <w:t xml:space="preserve"> </w:t>
-      </w:r>
-      <w:proofErr w:type="spellStart"/>
-      <w:r>
-        <w:t>kiểm</w:t>
-      </w:r>
-      <w:proofErr w:type="spellEnd"/>
-      <w:r>
-        <w:t xml:space="preserve"> </w:t>
-      </w:r>
-      <w:proofErr w:type="spellStart"/>
-      <w:r>
-        <w:t>soát</w:t>
-      </w:r>
-      <w:proofErr w:type="spellEnd"/>
-      <w:r>
-        <w:t xml:space="preserve"> </w:t>
-      </w:r>
-      <w:proofErr w:type="spellStart"/>
-      <w:r>
-        <w:t>và</w:t>
-      </w:r>
-      <w:proofErr w:type="spellEnd"/>
-      <w:r>
-        <w:t xml:space="preserve"> </w:t>
-      </w:r>
-      <w:proofErr w:type="spellStart"/>
-      <w:r>
-        <w:t>quản</w:t>
-      </w:r>
-      <w:proofErr w:type="spellEnd"/>
-      <w:r>
-        <w:t xml:space="preserve"> </w:t>
-      </w:r>
-      <w:proofErr w:type="spellStart"/>
-      <w:r>
-        <w:t>lí</w:t>
-      </w:r>
-      <w:proofErr w:type="spellEnd"/>
-      <w:r>
-        <w:t xml:space="preserve"> </w:t>
-      </w:r>
-      <w:proofErr w:type="spellStart"/>
-      <w:r>
-        <w:t>suất</w:t>
-      </w:r>
-      <w:proofErr w:type="spellEnd"/>
-      <w:r>
-        <w:t xml:space="preserve"> </w:t>
-      </w:r>
-      <w:proofErr w:type="spellStart"/>
-      <w:r>
-        <w:t>ăn</w:t>
-      </w:r>
-      <w:proofErr w:type="spellEnd"/>
+      <w:r>
+        <w:t>Là một nhân viên hành chính, tôi muốn cho nhân viên đặt suất ăn theo khung giờ cố định để dễ kiểm soát và quản lí suất ăn</w:t>
+      </w:r>
     </w:p>
     <w:p>
       <w:pPr>
@@ -513,227 +75,9 @@
           <w:numId w:val="3"/>
         </w:numPr>
       </w:pPr>
-      <w:proofErr w:type="spellStart"/>
-      <w:r>
-        <w:t>Là</w:t>
-      </w:r>
-      <w:proofErr w:type="spellEnd"/>
-      <w:r>
-        <w:t xml:space="preserve"> </w:t>
-      </w:r>
-      <w:proofErr w:type="spellStart"/>
-      <w:r>
-        <w:t>một</w:t>
-      </w:r>
-      <w:proofErr w:type="spellEnd"/>
-      <w:r>
-        <w:t xml:space="preserve"> </w:t>
-      </w:r>
-      <w:proofErr w:type="spellStart"/>
-      <w:r>
-        <w:t>quản</w:t>
-      </w:r>
-      <w:proofErr w:type="spellEnd"/>
-      <w:r>
-        <w:t xml:space="preserve"> </w:t>
-      </w:r>
-      <w:proofErr w:type="spellStart"/>
-      <w:r>
-        <w:t>trị</w:t>
-      </w:r>
-      <w:proofErr w:type="spellEnd"/>
-      <w:r>
-        <w:t xml:space="preserve"> </w:t>
-      </w:r>
-      <w:proofErr w:type="spellStart"/>
-      <w:r>
-        <w:t>viên</w:t>
-      </w:r>
-      <w:proofErr w:type="spellEnd"/>
-      <w:r>
-        <w:t xml:space="preserve">, </w:t>
-      </w:r>
-      <w:proofErr w:type="spellStart"/>
-      <w:r>
-        <w:t>tôi</w:t>
-      </w:r>
-      <w:proofErr w:type="spellEnd"/>
-      <w:r>
-        <w:t xml:space="preserve"> </w:t>
-      </w:r>
-      <w:proofErr w:type="spellStart"/>
-      <w:r>
-        <w:t>muốn</w:t>
-      </w:r>
-      <w:proofErr w:type="spellEnd"/>
-      <w:r>
-        <w:t xml:space="preserve"> </w:t>
-      </w:r>
-      <w:proofErr w:type="spellStart"/>
-      <w:r>
-        <w:t>quản</w:t>
-      </w:r>
-      <w:proofErr w:type="spellEnd"/>
-      <w:r>
-        <w:t xml:space="preserve"> </w:t>
-      </w:r>
-      <w:proofErr w:type="spellStart"/>
-      <w:r>
-        <w:t>lí</w:t>
-      </w:r>
-      <w:proofErr w:type="spellEnd"/>
-      <w:r>
-        <w:t xml:space="preserve"> </w:t>
-      </w:r>
-      <w:proofErr w:type="spellStart"/>
-      <w:r>
-        <w:t>suất</w:t>
-      </w:r>
-      <w:proofErr w:type="spellEnd"/>
-      <w:r>
-        <w:t xml:space="preserve"> </w:t>
-      </w:r>
-      <w:proofErr w:type="spellStart"/>
-      <w:r>
-        <w:t>ăn</w:t>
-      </w:r>
-      <w:proofErr w:type="spellEnd"/>
-      <w:r>
-        <w:t xml:space="preserve"> </w:t>
-      </w:r>
-      <w:proofErr w:type="spellStart"/>
-      <w:r>
-        <w:t>dựa</w:t>
-      </w:r>
-      <w:proofErr w:type="spellEnd"/>
-      <w:r>
-        <w:t xml:space="preserve"> </w:t>
-      </w:r>
-      <w:proofErr w:type="spellStart"/>
-      <w:r>
-        <w:t>trên</w:t>
-      </w:r>
-      <w:proofErr w:type="spellEnd"/>
-      <w:r>
-        <w:t xml:space="preserve"> </w:t>
-      </w:r>
-      <w:proofErr w:type="spellStart"/>
-      <w:r>
-        <w:t>mã</w:t>
-      </w:r>
-      <w:proofErr w:type="spellEnd"/>
-      <w:r>
-        <w:t xml:space="preserve"> </w:t>
-      </w:r>
-      <w:proofErr w:type="spellStart"/>
-      <w:r>
-        <w:t>số</w:t>
-      </w:r>
-      <w:proofErr w:type="spellEnd"/>
-      <w:r>
-        <w:t xml:space="preserve"> </w:t>
-      </w:r>
-      <w:proofErr w:type="spellStart"/>
-      <w:r>
-        <w:t>nhân</w:t>
-      </w:r>
-      <w:proofErr w:type="spellEnd"/>
-      <w:r>
-        <w:t xml:space="preserve"> </w:t>
-      </w:r>
-      <w:proofErr w:type="spellStart"/>
-      <w:r>
-        <w:t>viên</w:t>
-      </w:r>
-      <w:proofErr w:type="spellEnd"/>
-      <w:r>
-        <w:t xml:space="preserve"> </w:t>
-      </w:r>
-      <w:proofErr w:type="spellStart"/>
-      <w:r>
-        <w:t>để</w:t>
-      </w:r>
-      <w:proofErr w:type="spellEnd"/>
-      <w:r>
-        <w:t xml:space="preserve"> </w:t>
-      </w:r>
-      <w:proofErr w:type="spellStart"/>
-      <w:r>
-        <w:t>dễ</w:t>
-      </w:r>
-      <w:proofErr w:type="spellEnd"/>
-      <w:r>
-        <w:t xml:space="preserve"> </w:t>
-      </w:r>
-      <w:proofErr w:type="spellStart"/>
-      <w:r>
-        <w:t>kiểm</w:t>
-      </w:r>
-      <w:proofErr w:type="spellEnd"/>
-      <w:r>
-        <w:t xml:space="preserve"> </w:t>
-      </w:r>
-      <w:proofErr w:type="spellStart"/>
-      <w:r>
-        <w:t>soát</w:t>
-      </w:r>
-      <w:proofErr w:type="spellEnd"/>
-      <w:r>
-        <w:t xml:space="preserve"> ti</w:t>
-      </w:r>
-      <w:proofErr w:type="spellStart"/>
-      <w:r>
-        <w:t>ền</w:t>
-      </w:r>
-      <w:proofErr w:type="spellEnd"/>
-      <w:r>
-        <w:t xml:space="preserve"> </w:t>
-      </w:r>
-      <w:proofErr w:type="spellStart"/>
-      <w:r>
-        <w:t>cơm</w:t>
-      </w:r>
-      <w:proofErr w:type="spellEnd"/>
-      <w:r>
-        <w:t xml:space="preserve"> </w:t>
-      </w:r>
-      <w:proofErr w:type="spellStart"/>
-      <w:r>
-        <w:t>trừ</w:t>
-      </w:r>
-      <w:proofErr w:type="spellEnd"/>
-      <w:r>
-        <w:t xml:space="preserve"> </w:t>
-      </w:r>
-      <w:proofErr w:type="spellStart"/>
-      <w:r>
-        <w:t>vào</w:t>
-      </w:r>
-      <w:proofErr w:type="spellEnd"/>
-      <w:r>
-        <w:t xml:space="preserve"> </w:t>
-      </w:r>
-      <w:proofErr w:type="spellStart"/>
-      <w:r>
-        <w:t>lương</w:t>
-      </w:r>
-      <w:proofErr w:type="spellEnd"/>
-      <w:r>
-        <w:t xml:space="preserve"> </w:t>
-      </w:r>
-      <w:proofErr w:type="spellStart"/>
-      <w:r>
-        <w:t>cuối</w:t>
-      </w:r>
-      <w:proofErr w:type="spellEnd"/>
-      <w:r>
-        <w:t xml:space="preserve"> </w:t>
-      </w:r>
-      <w:proofErr w:type="spellStart"/>
-      <w:r>
-        <w:t>tháng</w:t>
-      </w:r>
-      <w:proofErr w:type="spellEnd"/>
+      <w:r>
+        <w:t>Là một quản trị viên, tôi muốn quản lí suất ăn dựa trên mã số nhân viên để dễ kiểm soát tiền cơm trừ vào lương cuối tháng</w:t>
+      </w:r>
     </w:p>
     <w:p>
       <w:r>
@@ -741,13 +85,8 @@
       </w:r>
     </w:p>
     <w:p>
-      <w:proofErr w:type="spellStart"/>
-      <w:r>
-        <w:t>Bài</w:t>
-      </w:r>
-      <w:proofErr w:type="spellEnd"/>
-      <w:r>
-        <w:t xml:space="preserve"> 2</w:t>
+      <w:r>
+        <w:t>Bài 2</w:t>
       </w:r>
     </w:p>
     <w:p>
@@ -765,215 +104,16 @@
     <w:p>
       <w:r>
         <w:tab/>
-        <w:t xml:space="preserve">Vi </w:t>
-      </w:r>
-      <w:proofErr w:type="spellStart"/>
-      <w:r>
-        <w:t>phạm</w:t>
-      </w:r>
-      <w:proofErr w:type="spellEnd"/>
-      <w:r>
-        <w:t xml:space="preserve"> </w:t>
-      </w:r>
-      <w:r>
-        <w:t xml:space="preserve">E, T: </w:t>
-      </w:r>
-      <w:proofErr w:type="spellStart"/>
-      <w:r>
-        <w:t>không</w:t>
-      </w:r>
-      <w:proofErr w:type="spellEnd"/>
-      <w:r>
-        <w:t xml:space="preserve"> </w:t>
-      </w:r>
-      <w:proofErr w:type="spellStart"/>
-      <w:r>
-        <w:t>thể</w:t>
-      </w:r>
-      <w:proofErr w:type="spellEnd"/>
-      <w:r>
-        <w:t xml:space="preserve"> </w:t>
-      </w:r>
-      <w:proofErr w:type="spellStart"/>
-      <w:r>
-        <w:t>đo</w:t>
-      </w:r>
-      <w:proofErr w:type="spellEnd"/>
-      <w:r>
-        <w:t xml:space="preserve"> </w:t>
-      </w:r>
-      <w:proofErr w:type="spellStart"/>
-      <w:r>
-        <w:t>lường</w:t>
-      </w:r>
-      <w:proofErr w:type="spellEnd"/>
-      <w:r>
-        <w:t xml:space="preserve">, </w:t>
-      </w:r>
-      <w:proofErr w:type="spellStart"/>
-      <w:r>
-        <w:t>không</w:t>
-      </w:r>
-      <w:proofErr w:type="spellEnd"/>
-      <w:r>
-        <w:t xml:space="preserve"> </w:t>
-      </w:r>
-      <w:proofErr w:type="spellStart"/>
-      <w:r>
-        <w:t>thể</w:t>
-      </w:r>
-      <w:proofErr w:type="spellEnd"/>
-      <w:r>
-        <w:t xml:space="preserve"> </w:t>
-      </w:r>
-      <w:proofErr w:type="spellStart"/>
-      <w:r>
-        <w:t>kiểm</w:t>
-      </w:r>
-      <w:proofErr w:type="spellEnd"/>
-      <w:r>
-        <w:t xml:space="preserve"> </w:t>
-      </w:r>
-      <w:proofErr w:type="spellStart"/>
-      <w:r>
-        <w:t>thử</w:t>
-      </w:r>
-      <w:proofErr w:type="spellEnd"/>
-      <w:r>
-        <w:t>.</w:t>
+        <w:t xml:space="preserve">Vi phạm </w:t>
+      </w:r>
+      <w:r>
+        <w:t>E, T: không thể đo lường, không thể kiểm thử.</w:t>
       </w:r>
     </w:p>
     <w:p>
       <w:r>
         <w:tab/>
-      </w:r>
-      <w:proofErr w:type="spellStart"/>
-      <w:r>
-        <w:t>Sửa</w:t>
-      </w:r>
-      <w:proofErr w:type="spellEnd"/>
-      <w:r>
-        <w:t xml:space="preserve"> user story:” </w:t>
-      </w:r>
-      <w:proofErr w:type="spellStart"/>
-      <w:r>
-        <w:t>là</w:t>
-      </w:r>
-      <w:proofErr w:type="spellEnd"/>
-      <w:r>
-        <w:t xml:space="preserve"> </w:t>
-      </w:r>
-      <w:proofErr w:type="spellStart"/>
-      <w:r>
-        <w:t>một</w:t>
-      </w:r>
-      <w:proofErr w:type="spellEnd"/>
-      <w:r>
-        <w:t xml:space="preserve"> </w:t>
-      </w:r>
-      <w:proofErr w:type="spellStart"/>
-      <w:r>
-        <w:t>người</w:t>
-      </w:r>
-      <w:proofErr w:type="spellEnd"/>
-      <w:r>
-        <w:t xml:space="preserve"> </w:t>
-      </w:r>
-      <w:proofErr w:type="spellStart"/>
-      <w:r>
-        <w:t>dùng</w:t>
-      </w:r>
-      <w:proofErr w:type="spellEnd"/>
-      <w:r>
-        <w:t xml:space="preserve">, </w:t>
-      </w:r>
-      <w:proofErr w:type="spellStart"/>
-      <w:r>
-        <w:t>tôi</w:t>
-      </w:r>
-      <w:proofErr w:type="spellEnd"/>
-      <w:r>
-        <w:t xml:space="preserve"> </w:t>
-      </w:r>
-      <w:proofErr w:type="spellStart"/>
-      <w:r>
-        <w:t>muốn</w:t>
-      </w:r>
-      <w:proofErr w:type="spellEnd"/>
-      <w:r>
-        <w:t xml:space="preserve"> </w:t>
-      </w:r>
-      <w:proofErr w:type="spellStart"/>
-      <w:r>
-        <w:t>giao</w:t>
-      </w:r>
-      <w:proofErr w:type="spellEnd"/>
-      <w:r>
-        <w:t xml:space="preserve"> </w:t>
-      </w:r>
-      <w:proofErr w:type="spellStart"/>
-      <w:r>
-        <w:t>diện</w:t>
-      </w:r>
-      <w:proofErr w:type="spellEnd"/>
-      <w:r>
-        <w:t xml:space="preserve"> </w:t>
-      </w:r>
-      <w:proofErr w:type="spellStart"/>
-      <w:r>
-        <w:t>phản</w:t>
-      </w:r>
-      <w:proofErr w:type="spellEnd"/>
-      <w:r>
-        <w:t xml:space="preserve"> </w:t>
-      </w:r>
-      <w:proofErr w:type="spellStart"/>
-      <w:r>
-        <w:t>hồi</w:t>
-      </w:r>
-      <w:proofErr w:type="spellEnd"/>
-      <w:r>
-        <w:t xml:space="preserve"> </w:t>
-      </w:r>
-      <w:proofErr w:type="spellStart"/>
-      <w:r>
-        <w:t>nhanh</w:t>
-      </w:r>
-      <w:proofErr w:type="spellEnd"/>
-      <w:r>
-        <w:t xml:space="preserve"> </w:t>
-      </w:r>
-      <w:proofErr w:type="spellStart"/>
-      <w:r>
-        <w:t>để</w:t>
-      </w:r>
-      <w:proofErr w:type="spellEnd"/>
-      <w:r>
-        <w:t xml:space="preserve"> </w:t>
-      </w:r>
-      <w:proofErr w:type="spellStart"/>
-      <w:r>
-        <w:t>tôi</w:t>
-      </w:r>
-      <w:proofErr w:type="spellEnd"/>
-      <w:r>
-        <w:t xml:space="preserve"> </w:t>
-      </w:r>
-      <w:proofErr w:type="spellStart"/>
-      <w:r>
-        <w:t>hài</w:t>
-      </w:r>
-      <w:proofErr w:type="spellEnd"/>
-      <w:r>
-        <w:t xml:space="preserve"> </w:t>
-      </w:r>
-      <w:proofErr w:type="spellStart"/>
-      <w:r>
-        <w:t>lòng</w:t>
-      </w:r>
-      <w:proofErr w:type="spellEnd"/>
-      <w:r>
-        <w:t>”</w:t>
+        <w:t>Sửa user story:” là một người dùng, tôi muốn giao diện phản hồi nhanh để tôi hài lòng”</w:t>
       </w:r>
     </w:p>
     <w:p>
@@ -993,183 +133,944 @@
         <w:pStyle w:val="ListParagraph"/>
       </w:pPr>
       <w:r>
-        <w:t xml:space="preserve">Vi </w:t>
-      </w:r>
-      <w:proofErr w:type="spellStart"/>
-      <w:r>
-        <w:t>phạm</w:t>
-      </w:r>
-      <w:proofErr w:type="spellEnd"/>
-      <w:r>
-        <w:t xml:space="preserve">: S </w:t>
-      </w:r>
-      <w:proofErr w:type="spellStart"/>
-      <w:r>
-        <w:t>quá</w:t>
-      </w:r>
-      <w:proofErr w:type="spellEnd"/>
-      <w:r>
-        <w:t xml:space="preserve"> </w:t>
-      </w:r>
-      <w:proofErr w:type="spellStart"/>
-      <w:r>
-        <w:t>lớn</w:t>
-      </w:r>
-      <w:proofErr w:type="spellEnd"/>
+        <w:t>Vi phạm: S quá lớn</w:t>
+      </w:r>
     </w:p>
     <w:p>
       <w:pPr>
         <w:pStyle w:val="ListParagraph"/>
       </w:pPr>
-      <w:proofErr w:type="spellStart"/>
-      <w:r>
-        <w:t>Sửa</w:t>
-      </w:r>
-      <w:proofErr w:type="spellEnd"/>
-      <w:r>
-        <w:t xml:space="preserve"> user story: “ </w:t>
-      </w:r>
-      <w:proofErr w:type="spellStart"/>
-      <w:r>
-        <w:t>là</w:t>
-      </w:r>
-      <w:proofErr w:type="spellEnd"/>
-      <w:r>
-        <w:t xml:space="preserve"> </w:t>
-      </w:r>
-      <w:proofErr w:type="spellStart"/>
-      <w:r>
-        <w:t>nhân</w:t>
-      </w:r>
-      <w:proofErr w:type="spellEnd"/>
-      <w:r>
-        <w:t xml:space="preserve"> </w:t>
-      </w:r>
-      <w:proofErr w:type="spellStart"/>
-      <w:r>
-        <w:t>viên</w:t>
-      </w:r>
-      <w:proofErr w:type="spellEnd"/>
-      <w:r>
-        <w:t xml:space="preserve">, </w:t>
-      </w:r>
-      <w:proofErr w:type="spellStart"/>
-      <w:r>
-        <w:t>tôi</w:t>
-      </w:r>
-      <w:proofErr w:type="spellEnd"/>
-      <w:r>
-        <w:t xml:space="preserve"> </w:t>
-      </w:r>
-      <w:proofErr w:type="spellStart"/>
-      <w:r>
-        <w:t>muốn</w:t>
-      </w:r>
-      <w:proofErr w:type="spellEnd"/>
-      <w:r>
-        <w:t xml:space="preserve"> </w:t>
-      </w:r>
-      <w:proofErr w:type="spellStart"/>
-      <w:r>
-        <w:t>quản</w:t>
-      </w:r>
-      <w:proofErr w:type="spellEnd"/>
-      <w:r>
-        <w:t xml:space="preserve"> </w:t>
-      </w:r>
-      <w:proofErr w:type="spellStart"/>
-      <w:r>
-        <w:t>lí</w:t>
-      </w:r>
-      <w:proofErr w:type="spellEnd"/>
-      <w:r>
-        <w:t xml:space="preserve"> </w:t>
-      </w:r>
-      <w:proofErr w:type="spellStart"/>
-      <w:r>
-        <w:t>bữa</w:t>
-      </w:r>
-      <w:proofErr w:type="spellEnd"/>
-      <w:r>
-        <w:t xml:space="preserve"> </w:t>
-      </w:r>
-      <w:proofErr w:type="spellStart"/>
-      <w:r>
-        <w:t>trưa</w:t>
-      </w:r>
-      <w:proofErr w:type="spellEnd"/>
-      <w:r>
-        <w:t xml:space="preserve"> </w:t>
-      </w:r>
-      <w:proofErr w:type="spellStart"/>
-      <w:r>
-        <w:t>để</w:t>
-      </w:r>
-      <w:proofErr w:type="spellEnd"/>
-      <w:r>
-        <w:t xml:space="preserve"> </w:t>
-      </w:r>
-      <w:proofErr w:type="spellStart"/>
-      <w:r>
-        <w:t>chủ</w:t>
-      </w:r>
-      <w:proofErr w:type="spellEnd"/>
-      <w:r>
-        <w:t xml:space="preserve"> </w:t>
-      </w:r>
-      <w:proofErr w:type="spellStart"/>
-      <w:r>
-        <w:t>động</w:t>
-      </w:r>
-      <w:proofErr w:type="spellEnd"/>
-      <w:r>
-        <w:t xml:space="preserve"> </w:t>
-      </w:r>
-      <w:proofErr w:type="spellStart"/>
-      <w:r>
-        <w:t>với</w:t>
-      </w:r>
-      <w:proofErr w:type="spellEnd"/>
-      <w:r>
-        <w:t xml:space="preserve">  </w:t>
-      </w:r>
-      <w:proofErr w:type="spellStart"/>
-      <w:r>
-        <w:t>bữa</w:t>
-      </w:r>
-      <w:proofErr w:type="spellEnd"/>
-      <w:r>
-        <w:t xml:space="preserve"> </w:t>
-      </w:r>
-      <w:proofErr w:type="spellStart"/>
-      <w:r>
-        <w:t>trưa</w:t>
-      </w:r>
-      <w:proofErr w:type="spellEnd"/>
-      <w:r>
-        <w:t xml:space="preserve"> </w:t>
-      </w:r>
-      <w:proofErr w:type="spellStart"/>
-      <w:r>
-        <w:t>của</w:t>
-      </w:r>
-      <w:proofErr w:type="spellEnd"/>
-      <w:r>
-        <w:t xml:space="preserve"> </w:t>
-      </w:r>
-      <w:proofErr w:type="spellStart"/>
-      <w:r>
-        <w:t>mình</w:t>
-      </w:r>
-      <w:proofErr w:type="spellEnd"/>
-      <w:r>
-        <w:t>”</w:t>
+      <w:r>
+        <w:t>Sửa user story: “ là nhân viên, tôi muốn quản lí bữa trưa để chủ động với  bữa trưa của mình”</w:t>
       </w:r>
       <w:r>
         <w:tab/>
       </w:r>
       <w:r>
         <w:tab/>
+      </w:r>
+    </w:p>
+    <w:p>
+      <w:r>
+        <w:t>Bài 3</w:t>
+      </w:r>
+    </w:p>
+    <w:p/>
+    <w:p>
+      <w:r>
+        <w:t>AC_01: nhân viên chọn một suất cơm trước 9h30, nhân viên nhấn “đặt”, hệ thống nhận đơn, trừ tiền ăn và trả thông báo đã đặt thành công</w:t>
+      </w:r>
+    </w:p>
+    <w:p/>
+    <w:p>
+      <w:r>
+        <w:t>AC_02: nhân viên không  chọn suất cơm nào khi còn 5 phút nữa tới 9h30, hệ thống không thấy đơn,  thông báo nhân viên có muốn đặt hay không</w:t>
+      </w:r>
+    </w:p>
+    <w:p/>
+    <w:p>
+      <w:r>
+        <w:t>AC_03: nhân viên chọn suất ăn sau 9h30, nhân viên nhấn “đặt”, hệ thống từ chối nhận và trả thông báo “đã quá hạn để đặt”</w:t>
+      </w:r>
+    </w:p>
+    <w:p/>
+    <w:p/>
+    <w:p>
+      <w:r>
+        <w:t>Bài 4</w:t>
+      </w:r>
+    </w:p>
+    <w:tbl>
+      <w:tblPr>
+        <w:tblW w:w="0" w:type="auto"/>
+        <w:tblCellMar>
+          <w:top w:w="15" w:type="dxa"/>
+          <w:left w:w="15" w:type="dxa"/>
+          <w:bottom w:w="15" w:type="dxa"/>
+          <w:right w:w="15" w:type="dxa"/>
+        </w:tblCellMar>
+        <w:tblLook w:val="04A0" w:firstRow="1" w:lastRow="0" w:firstColumn="1" w:lastColumn="0" w:noHBand="0" w:noVBand="1"/>
+      </w:tblPr>
+      <w:tblGrid>
+        <w:gridCol w:w="834"/>
+        <w:gridCol w:w="5942"/>
+        <w:gridCol w:w="1343"/>
+        <w:gridCol w:w="1231"/>
+      </w:tblGrid>
+      <w:tr>
+        <w:trPr>
+          <w:tblHeader/>
+        </w:trPr>
+        <w:tc>
+          <w:tcPr>
+            <w:tcW w:w="0" w:type="auto"/>
+            <w:tcBorders>
+              <w:top w:val="single" w:sz="4" w:space="0" w:color="000000"/>
+              <w:left w:val="single" w:sz="4" w:space="0" w:color="000000"/>
+              <w:bottom w:val="single" w:sz="4" w:space="0" w:color="000000"/>
+              <w:right w:val="single" w:sz="4" w:space="0" w:color="000000"/>
+            </w:tcBorders>
+            <w:shd w:val="clear" w:color="auto" w:fill="E8E8E8"/>
+            <w:tcMar>
+              <w:top w:w="60" w:type="dxa"/>
+              <w:left w:w="110" w:type="dxa"/>
+              <w:bottom w:w="60" w:type="dxa"/>
+              <w:right w:w="110" w:type="dxa"/>
+            </w:tcMar>
+            <w:vAlign w:val="center"/>
+            <w:hideMark/>
+          </w:tcPr>
+          <w:p>
+            <w:pPr>
+              <w:rPr>
+                <w:b/>
+                <w:bCs/>
+              </w:rPr>
+            </w:pPr>
+            <w:r>
+              <w:rPr>
+                <w:b/>
+                <w:bCs/>
+              </w:rPr>
+              <w:t>Mã</w:t>
+            </w:r>
+          </w:p>
+        </w:tc>
+        <w:tc>
+          <w:tcPr>
+            <w:tcW w:w="0" w:type="auto"/>
+            <w:tcBorders>
+              <w:top w:val="single" w:sz="4" w:space="0" w:color="000000"/>
+              <w:left w:val="single" w:sz="4" w:space="0" w:color="000000"/>
+              <w:bottom w:val="single" w:sz="4" w:space="0" w:color="000000"/>
+              <w:right w:val="single" w:sz="4" w:space="0" w:color="000000"/>
+            </w:tcBorders>
+            <w:shd w:val="clear" w:color="auto" w:fill="E8E8E8"/>
+            <w:tcMar>
+              <w:top w:w="60" w:type="dxa"/>
+              <w:left w:w="110" w:type="dxa"/>
+              <w:bottom w:w="60" w:type="dxa"/>
+              <w:right w:w="110" w:type="dxa"/>
+            </w:tcMar>
+            <w:vAlign w:val="center"/>
+            <w:hideMark/>
+          </w:tcPr>
+          <w:p>
+            <w:pPr>
+              <w:rPr>
+                <w:b/>
+                <w:bCs/>
+              </w:rPr>
+            </w:pPr>
+            <w:r>
+              <w:rPr>
+                <w:b/>
+                <w:bCs/>
+              </w:rPr>
+              <w:t>Hạng mục</w:t>
+            </w:r>
+          </w:p>
+        </w:tc>
+        <w:tc>
+          <w:tcPr>
+            <w:tcW w:w="0" w:type="auto"/>
+            <w:tcBorders>
+              <w:top w:val="single" w:sz="4" w:space="0" w:color="000000"/>
+              <w:left w:val="single" w:sz="4" w:space="0" w:color="000000"/>
+              <w:bottom w:val="single" w:sz="4" w:space="0" w:color="000000"/>
+              <w:right w:val="single" w:sz="4" w:space="0" w:color="000000"/>
+            </w:tcBorders>
+            <w:shd w:val="clear" w:color="auto" w:fill="E8E8E8"/>
+            <w:tcMar>
+              <w:top w:w="60" w:type="dxa"/>
+              <w:left w:w="110" w:type="dxa"/>
+              <w:bottom w:w="60" w:type="dxa"/>
+              <w:right w:w="110" w:type="dxa"/>
+            </w:tcMar>
+            <w:vAlign w:val="center"/>
+            <w:hideMark/>
+          </w:tcPr>
+          <w:p>
+            <w:pPr>
+              <w:rPr>
+                <w:b/>
+                <w:bCs/>
+              </w:rPr>
+            </w:pPr>
+            <w:r>
+              <w:rPr>
+                <w:b/>
+                <w:bCs/>
+              </w:rPr>
+              <w:t>Story Point</w:t>
+            </w:r>
+          </w:p>
+        </w:tc>
+        <w:tc>
+          <w:tcPr>
+            <w:tcW w:w="0" w:type="auto"/>
+            <w:tcBorders>
+              <w:top w:val="single" w:sz="4" w:space="0" w:color="000000"/>
+              <w:left w:val="single" w:sz="4" w:space="0" w:color="000000"/>
+              <w:bottom w:val="single" w:sz="4" w:space="0" w:color="000000"/>
+              <w:right w:val="single" w:sz="4" w:space="0" w:color="000000"/>
+            </w:tcBorders>
+            <w:shd w:val="clear" w:color="auto" w:fill="E8E8E8"/>
+            <w:tcMar>
+              <w:top w:w="60" w:type="dxa"/>
+              <w:left w:w="110" w:type="dxa"/>
+              <w:bottom w:w="60" w:type="dxa"/>
+              <w:right w:w="110" w:type="dxa"/>
+            </w:tcMar>
+            <w:vAlign w:val="center"/>
+            <w:hideMark/>
+          </w:tcPr>
+          <w:p>
+            <w:pPr>
+              <w:rPr>
+                <w:b/>
+                <w:bCs/>
+              </w:rPr>
+            </w:pPr>
+            <w:r>
+              <w:rPr>
+                <w:b/>
+                <w:bCs/>
+              </w:rPr>
+              <w:t>MoSCoW</w:t>
+            </w:r>
+          </w:p>
+        </w:tc>
+      </w:tr>
+      <w:tr>
+        <w:tc>
+          <w:tcPr>
+            <w:tcW w:w="0" w:type="auto"/>
+            <w:tcBorders>
+              <w:top w:val="single" w:sz="4" w:space="0" w:color="000000"/>
+              <w:left w:val="single" w:sz="4" w:space="0" w:color="000000"/>
+              <w:bottom w:val="single" w:sz="4" w:space="0" w:color="000000"/>
+              <w:right w:val="single" w:sz="4" w:space="0" w:color="000000"/>
+            </w:tcBorders>
+            <w:tcMar>
+              <w:top w:w="60" w:type="dxa"/>
+              <w:left w:w="110" w:type="dxa"/>
+              <w:bottom w:w="60" w:type="dxa"/>
+              <w:right w:w="110" w:type="dxa"/>
+            </w:tcMar>
+            <w:vAlign w:val="center"/>
+            <w:hideMark/>
+          </w:tcPr>
+          <w:p>
+            <w:r>
+              <w:t>SC-01</w:t>
+            </w:r>
+          </w:p>
+        </w:tc>
+        <w:tc>
+          <w:tcPr>
+            <w:tcW w:w="0" w:type="auto"/>
+            <w:tcBorders>
+              <w:top w:val="single" w:sz="4" w:space="0" w:color="000000"/>
+              <w:left w:val="single" w:sz="4" w:space="0" w:color="000000"/>
+              <w:bottom w:val="single" w:sz="4" w:space="0" w:color="000000"/>
+              <w:right w:val="single" w:sz="4" w:space="0" w:color="000000"/>
+            </w:tcBorders>
+            <w:tcMar>
+              <w:top w:w="60" w:type="dxa"/>
+              <w:left w:w="110" w:type="dxa"/>
+              <w:bottom w:w="60" w:type="dxa"/>
+              <w:right w:w="110" w:type="dxa"/>
+            </w:tcMar>
+            <w:vAlign w:val="center"/>
+            <w:hideMark/>
+          </w:tcPr>
+          <w:p>
+            <w:r>
+              <w:t>Nhân viên đặt suất ăn cho ngày hôm sau</w:t>
+            </w:r>
+          </w:p>
+        </w:tc>
+        <w:tc>
+          <w:tcPr>
+            <w:tcW w:w="0" w:type="auto"/>
+            <w:tcBorders>
+              <w:top w:val="single" w:sz="4" w:space="0" w:color="000000"/>
+              <w:left w:val="single" w:sz="4" w:space="0" w:color="000000"/>
+              <w:bottom w:val="single" w:sz="4" w:space="0" w:color="000000"/>
+              <w:right w:val="single" w:sz="4" w:space="0" w:color="000000"/>
+            </w:tcBorders>
+            <w:tcMar>
+              <w:top w:w="60" w:type="dxa"/>
+              <w:left w:w="110" w:type="dxa"/>
+              <w:bottom w:w="60" w:type="dxa"/>
+              <w:right w:w="110" w:type="dxa"/>
+            </w:tcMar>
+            <w:vAlign w:val="center"/>
+            <w:hideMark/>
+          </w:tcPr>
+          <w:p>
+            <w:r>
+              <w:t>5</w:t>
+            </w:r>
+          </w:p>
+        </w:tc>
+        <w:tc>
+          <w:tcPr>
+            <w:tcW w:w="0" w:type="auto"/>
+            <w:tcBorders>
+              <w:top w:val="single" w:sz="4" w:space="0" w:color="000000"/>
+              <w:left w:val="single" w:sz="4" w:space="0" w:color="000000"/>
+              <w:bottom w:val="single" w:sz="4" w:space="0" w:color="000000"/>
+              <w:right w:val="single" w:sz="4" w:space="0" w:color="000000"/>
+            </w:tcBorders>
+            <w:tcMar>
+              <w:top w:w="60" w:type="dxa"/>
+              <w:left w:w="110" w:type="dxa"/>
+              <w:bottom w:w="60" w:type="dxa"/>
+              <w:right w:w="110" w:type="dxa"/>
+            </w:tcMar>
+            <w:vAlign w:val="center"/>
+            <w:hideMark/>
+          </w:tcPr>
+          <w:p>
+            <w:r>
+              <w:t>Should</w:t>
+            </w:r>
+          </w:p>
+        </w:tc>
+      </w:tr>
+      <w:tr>
+        <w:tc>
+          <w:tcPr>
+            <w:tcW w:w="0" w:type="auto"/>
+            <w:tcBorders>
+              <w:top w:val="single" w:sz="4" w:space="0" w:color="000000"/>
+              <w:left w:val="single" w:sz="4" w:space="0" w:color="000000"/>
+              <w:bottom w:val="single" w:sz="4" w:space="0" w:color="000000"/>
+              <w:right w:val="single" w:sz="4" w:space="0" w:color="000000"/>
+            </w:tcBorders>
+            <w:tcMar>
+              <w:top w:w="60" w:type="dxa"/>
+              <w:left w:w="110" w:type="dxa"/>
+              <w:bottom w:w="60" w:type="dxa"/>
+              <w:right w:w="110" w:type="dxa"/>
+            </w:tcMar>
+            <w:vAlign w:val="center"/>
+            <w:hideMark/>
+          </w:tcPr>
+          <w:p>
+            <w:r>
+              <w:t>SC-02</w:t>
+            </w:r>
+          </w:p>
+        </w:tc>
+        <w:tc>
+          <w:tcPr>
+            <w:tcW w:w="0" w:type="auto"/>
+            <w:tcBorders>
+              <w:top w:val="single" w:sz="4" w:space="0" w:color="000000"/>
+              <w:left w:val="single" w:sz="4" w:space="0" w:color="000000"/>
+              <w:bottom w:val="single" w:sz="4" w:space="0" w:color="000000"/>
+              <w:right w:val="single" w:sz="4" w:space="0" w:color="000000"/>
+            </w:tcBorders>
+            <w:tcMar>
+              <w:top w:w="60" w:type="dxa"/>
+              <w:left w:w="110" w:type="dxa"/>
+              <w:bottom w:w="60" w:type="dxa"/>
+              <w:right w:w="110" w:type="dxa"/>
+            </w:tcMar>
+            <w:vAlign w:val="center"/>
+            <w:hideMark/>
+          </w:tcPr>
+          <w:p>
+            <w:r>
+              <w:t>Nhân viên hủy suất ăn trước giờ chốt</w:t>
+            </w:r>
+          </w:p>
+        </w:tc>
+        <w:tc>
+          <w:tcPr>
+            <w:tcW w:w="0" w:type="auto"/>
+            <w:tcBorders>
+              <w:top w:val="single" w:sz="4" w:space="0" w:color="000000"/>
+              <w:left w:val="single" w:sz="4" w:space="0" w:color="000000"/>
+              <w:bottom w:val="single" w:sz="4" w:space="0" w:color="000000"/>
+              <w:right w:val="single" w:sz="4" w:space="0" w:color="000000"/>
+            </w:tcBorders>
+            <w:tcMar>
+              <w:top w:w="60" w:type="dxa"/>
+              <w:left w:w="110" w:type="dxa"/>
+              <w:bottom w:w="60" w:type="dxa"/>
+              <w:right w:w="110" w:type="dxa"/>
+            </w:tcMar>
+            <w:vAlign w:val="center"/>
+            <w:hideMark/>
+          </w:tcPr>
+          <w:p>
+            <w:r>
+              <w:t>3</w:t>
+            </w:r>
+          </w:p>
+        </w:tc>
+        <w:tc>
+          <w:tcPr>
+            <w:tcW w:w="0" w:type="auto"/>
+            <w:tcBorders>
+              <w:top w:val="single" w:sz="4" w:space="0" w:color="000000"/>
+              <w:left w:val="single" w:sz="4" w:space="0" w:color="000000"/>
+              <w:bottom w:val="single" w:sz="4" w:space="0" w:color="000000"/>
+              <w:right w:val="single" w:sz="4" w:space="0" w:color="000000"/>
+            </w:tcBorders>
+            <w:tcMar>
+              <w:top w:w="60" w:type="dxa"/>
+              <w:left w:w="110" w:type="dxa"/>
+              <w:bottom w:w="60" w:type="dxa"/>
+              <w:right w:w="110" w:type="dxa"/>
+            </w:tcMar>
+            <w:vAlign w:val="center"/>
+            <w:hideMark/>
+          </w:tcPr>
+          <w:p>
+            <w:r>
+              <w:t>Should</w:t>
+            </w:r>
+          </w:p>
+        </w:tc>
+      </w:tr>
+      <w:tr>
+        <w:tc>
+          <w:tcPr>
+            <w:tcW w:w="0" w:type="auto"/>
+            <w:tcBorders>
+              <w:top w:val="single" w:sz="4" w:space="0" w:color="000000"/>
+              <w:left w:val="single" w:sz="4" w:space="0" w:color="000000"/>
+              <w:bottom w:val="single" w:sz="4" w:space="0" w:color="000000"/>
+              <w:right w:val="single" w:sz="4" w:space="0" w:color="000000"/>
+            </w:tcBorders>
+            <w:tcMar>
+              <w:top w:w="60" w:type="dxa"/>
+              <w:left w:w="110" w:type="dxa"/>
+              <w:bottom w:w="60" w:type="dxa"/>
+              <w:right w:w="110" w:type="dxa"/>
+            </w:tcMar>
+            <w:vAlign w:val="center"/>
+            <w:hideMark/>
+          </w:tcPr>
+          <w:p>
+            <w:r>
+              <w:t>SC-03</w:t>
+            </w:r>
+          </w:p>
+        </w:tc>
+        <w:tc>
+          <w:tcPr>
+            <w:tcW w:w="0" w:type="auto"/>
+            <w:tcBorders>
+              <w:top w:val="single" w:sz="4" w:space="0" w:color="000000"/>
+              <w:left w:val="single" w:sz="4" w:space="0" w:color="000000"/>
+              <w:bottom w:val="single" w:sz="4" w:space="0" w:color="000000"/>
+              <w:right w:val="single" w:sz="4" w:space="0" w:color="000000"/>
+            </w:tcBorders>
+            <w:tcMar>
+              <w:top w:w="60" w:type="dxa"/>
+              <w:left w:w="110" w:type="dxa"/>
+              <w:bottom w:w="60" w:type="dxa"/>
+              <w:right w:w="110" w:type="dxa"/>
+            </w:tcMar>
+            <w:vAlign w:val="center"/>
+            <w:hideMark/>
+          </w:tcPr>
+          <w:p>
+            <w:r>
+              <w:t>Hành chính xem báo cáo tổng hợp số suất theo món mỗi ngày</w:t>
+            </w:r>
+          </w:p>
+        </w:tc>
+        <w:tc>
+          <w:tcPr>
+            <w:tcW w:w="0" w:type="auto"/>
+            <w:tcBorders>
+              <w:top w:val="single" w:sz="4" w:space="0" w:color="000000"/>
+              <w:left w:val="single" w:sz="4" w:space="0" w:color="000000"/>
+              <w:bottom w:val="single" w:sz="4" w:space="0" w:color="000000"/>
+              <w:right w:val="single" w:sz="4" w:space="0" w:color="000000"/>
+            </w:tcBorders>
+            <w:tcMar>
+              <w:top w:w="60" w:type="dxa"/>
+              <w:left w:w="110" w:type="dxa"/>
+              <w:bottom w:w="60" w:type="dxa"/>
+              <w:right w:w="110" w:type="dxa"/>
+            </w:tcMar>
+            <w:vAlign w:val="center"/>
+            <w:hideMark/>
+          </w:tcPr>
+          <w:p>
+            <w:r>
+              <w:t>8</w:t>
+            </w:r>
+          </w:p>
+        </w:tc>
+        <w:tc>
+          <w:tcPr>
+            <w:tcW w:w="0" w:type="auto"/>
+            <w:tcBorders>
+              <w:top w:val="single" w:sz="4" w:space="0" w:color="000000"/>
+              <w:left w:val="single" w:sz="4" w:space="0" w:color="000000"/>
+              <w:bottom w:val="single" w:sz="4" w:space="0" w:color="000000"/>
+              <w:right w:val="single" w:sz="4" w:space="0" w:color="000000"/>
+            </w:tcBorders>
+            <w:tcMar>
+              <w:top w:w="60" w:type="dxa"/>
+              <w:left w:w="110" w:type="dxa"/>
+              <w:bottom w:w="60" w:type="dxa"/>
+              <w:right w:w="110" w:type="dxa"/>
+            </w:tcMar>
+            <w:vAlign w:val="center"/>
+            <w:hideMark/>
+          </w:tcPr>
+          <w:p>
+            <w:r>
+              <w:t>Could</w:t>
+            </w:r>
+          </w:p>
+        </w:tc>
+      </w:tr>
+      <w:tr>
+        <w:tc>
+          <w:tcPr>
+            <w:tcW w:w="0" w:type="auto"/>
+            <w:tcBorders>
+              <w:top w:val="single" w:sz="4" w:space="0" w:color="000000"/>
+              <w:left w:val="single" w:sz="4" w:space="0" w:color="000000"/>
+              <w:bottom w:val="single" w:sz="4" w:space="0" w:color="000000"/>
+              <w:right w:val="single" w:sz="4" w:space="0" w:color="000000"/>
+            </w:tcBorders>
+            <w:tcMar>
+              <w:top w:w="60" w:type="dxa"/>
+              <w:left w:w="110" w:type="dxa"/>
+              <w:bottom w:w="60" w:type="dxa"/>
+              <w:right w:w="110" w:type="dxa"/>
+            </w:tcMar>
+            <w:vAlign w:val="center"/>
+            <w:hideMark/>
+          </w:tcPr>
+          <w:p>
+            <w:r>
+              <w:t>SC-04</w:t>
+            </w:r>
+          </w:p>
+        </w:tc>
+        <w:tc>
+          <w:tcPr>
+            <w:tcW w:w="0" w:type="auto"/>
+            <w:tcBorders>
+              <w:top w:val="single" w:sz="4" w:space="0" w:color="000000"/>
+              <w:left w:val="single" w:sz="4" w:space="0" w:color="000000"/>
+              <w:bottom w:val="single" w:sz="4" w:space="0" w:color="000000"/>
+              <w:right w:val="single" w:sz="4" w:space="0" w:color="000000"/>
+            </w:tcBorders>
+            <w:tcMar>
+              <w:top w:w="60" w:type="dxa"/>
+              <w:left w:w="110" w:type="dxa"/>
+              <w:bottom w:w="60" w:type="dxa"/>
+              <w:right w:w="110" w:type="dxa"/>
+            </w:tcMar>
+            <w:vAlign w:val="center"/>
+            <w:hideMark/>
+          </w:tcPr>
+          <w:p>
+            <w:r>
+              <w:t>Nhân viên xem lịch sử đặt và số tiền phải trả trong tháng</w:t>
+            </w:r>
+          </w:p>
+        </w:tc>
+        <w:tc>
+          <w:tcPr>
+            <w:tcW w:w="0" w:type="auto"/>
+            <w:tcBorders>
+              <w:top w:val="single" w:sz="4" w:space="0" w:color="000000"/>
+              <w:left w:val="single" w:sz="4" w:space="0" w:color="000000"/>
+              <w:bottom w:val="single" w:sz="4" w:space="0" w:color="000000"/>
+              <w:right w:val="single" w:sz="4" w:space="0" w:color="000000"/>
+            </w:tcBorders>
+            <w:tcMar>
+              <w:top w:w="60" w:type="dxa"/>
+              <w:left w:w="110" w:type="dxa"/>
+              <w:bottom w:w="60" w:type="dxa"/>
+              <w:right w:w="110" w:type="dxa"/>
+            </w:tcMar>
+            <w:vAlign w:val="center"/>
+            <w:hideMark/>
+          </w:tcPr>
+          <w:p>
+            <w:r>
+              <w:t>5</w:t>
+            </w:r>
+          </w:p>
+        </w:tc>
+        <w:tc>
+          <w:tcPr>
+            <w:tcW w:w="0" w:type="auto"/>
+            <w:tcBorders>
+              <w:top w:val="single" w:sz="4" w:space="0" w:color="000000"/>
+              <w:left w:val="single" w:sz="4" w:space="0" w:color="000000"/>
+              <w:bottom w:val="single" w:sz="4" w:space="0" w:color="000000"/>
+              <w:right w:val="single" w:sz="4" w:space="0" w:color="000000"/>
+            </w:tcBorders>
+            <w:tcMar>
+              <w:top w:w="60" w:type="dxa"/>
+              <w:left w:w="110" w:type="dxa"/>
+              <w:bottom w:w="60" w:type="dxa"/>
+              <w:right w:w="110" w:type="dxa"/>
+            </w:tcMar>
+            <w:vAlign w:val="center"/>
+            <w:hideMark/>
+          </w:tcPr>
+          <w:p>
+            <w:r>
+              <w:t>Must</w:t>
+            </w:r>
+          </w:p>
+        </w:tc>
+      </w:tr>
+      <w:tr>
+        <w:tc>
+          <w:tcPr>
+            <w:tcW w:w="0" w:type="auto"/>
+            <w:tcBorders>
+              <w:top w:val="single" w:sz="4" w:space="0" w:color="000000"/>
+              <w:left w:val="single" w:sz="4" w:space="0" w:color="000000"/>
+              <w:bottom w:val="single" w:sz="4" w:space="0" w:color="000000"/>
+              <w:right w:val="single" w:sz="4" w:space="0" w:color="000000"/>
+            </w:tcBorders>
+            <w:tcMar>
+              <w:top w:w="60" w:type="dxa"/>
+              <w:left w:w="110" w:type="dxa"/>
+              <w:bottom w:w="60" w:type="dxa"/>
+              <w:right w:w="110" w:type="dxa"/>
+            </w:tcMar>
+            <w:vAlign w:val="center"/>
+            <w:hideMark/>
+          </w:tcPr>
+          <w:p>
+            <w:r>
+              <w:t>SC-05</w:t>
+            </w:r>
+          </w:p>
+        </w:tc>
+        <w:tc>
+          <w:tcPr>
+            <w:tcW w:w="0" w:type="auto"/>
+            <w:tcBorders>
+              <w:top w:val="single" w:sz="4" w:space="0" w:color="000000"/>
+              <w:left w:val="single" w:sz="4" w:space="0" w:color="000000"/>
+              <w:bottom w:val="single" w:sz="4" w:space="0" w:color="000000"/>
+              <w:right w:val="single" w:sz="4" w:space="0" w:color="000000"/>
+            </w:tcBorders>
+            <w:tcMar>
+              <w:top w:w="60" w:type="dxa"/>
+              <w:left w:w="110" w:type="dxa"/>
+              <w:bottom w:w="60" w:type="dxa"/>
+              <w:right w:w="110" w:type="dxa"/>
+            </w:tcMar>
+            <w:vAlign w:val="center"/>
+            <w:hideMark/>
+          </w:tcPr>
+          <w:p>
+            <w:r>
+              <w:t>Nhân viên đánh giá món ăn sau bữa trưa</w:t>
+            </w:r>
+          </w:p>
+        </w:tc>
+        <w:tc>
+          <w:tcPr>
+            <w:tcW w:w="0" w:type="auto"/>
+            <w:tcBorders>
+              <w:top w:val="single" w:sz="4" w:space="0" w:color="000000"/>
+              <w:left w:val="single" w:sz="4" w:space="0" w:color="000000"/>
+              <w:bottom w:val="single" w:sz="4" w:space="0" w:color="000000"/>
+              <w:right w:val="single" w:sz="4" w:space="0" w:color="000000"/>
+            </w:tcBorders>
+            <w:tcMar>
+              <w:top w:w="60" w:type="dxa"/>
+              <w:left w:w="110" w:type="dxa"/>
+              <w:bottom w:w="60" w:type="dxa"/>
+              <w:right w:w="110" w:type="dxa"/>
+            </w:tcMar>
+            <w:vAlign w:val="center"/>
+            <w:hideMark/>
+          </w:tcPr>
+          <w:p>
+            <w:r>
+              <w:t>3</w:t>
+            </w:r>
+          </w:p>
+        </w:tc>
+        <w:tc>
+          <w:tcPr>
+            <w:tcW w:w="0" w:type="auto"/>
+            <w:tcBorders>
+              <w:top w:val="single" w:sz="4" w:space="0" w:color="000000"/>
+              <w:left w:val="single" w:sz="4" w:space="0" w:color="000000"/>
+              <w:bottom w:val="single" w:sz="4" w:space="0" w:color="000000"/>
+              <w:right w:val="single" w:sz="4" w:space="0" w:color="000000"/>
+            </w:tcBorders>
+            <w:tcMar>
+              <w:top w:w="60" w:type="dxa"/>
+              <w:left w:w="110" w:type="dxa"/>
+              <w:bottom w:w="60" w:type="dxa"/>
+              <w:right w:w="110" w:type="dxa"/>
+            </w:tcMar>
+            <w:vAlign w:val="center"/>
+            <w:hideMark/>
+          </w:tcPr>
+          <w:p>
+            <w:r>
+              <w:t>Could</w:t>
+            </w:r>
+          </w:p>
+        </w:tc>
+      </w:tr>
+      <w:tr>
+        <w:tc>
+          <w:tcPr>
+            <w:tcW w:w="0" w:type="auto"/>
+            <w:tcBorders>
+              <w:top w:val="single" w:sz="4" w:space="0" w:color="000000"/>
+              <w:left w:val="single" w:sz="4" w:space="0" w:color="000000"/>
+              <w:bottom w:val="single" w:sz="4" w:space="0" w:color="000000"/>
+              <w:right w:val="single" w:sz="4" w:space="0" w:color="000000"/>
+            </w:tcBorders>
+            <w:tcMar>
+              <w:top w:w="60" w:type="dxa"/>
+              <w:left w:w="110" w:type="dxa"/>
+              <w:bottom w:w="60" w:type="dxa"/>
+              <w:right w:w="110" w:type="dxa"/>
+            </w:tcMar>
+            <w:vAlign w:val="center"/>
+            <w:hideMark/>
+          </w:tcPr>
+          <w:p>
+            <w:r>
+              <w:t>SC-06</w:t>
+            </w:r>
+          </w:p>
+        </w:tc>
+        <w:tc>
+          <w:tcPr>
+            <w:tcW w:w="0" w:type="auto"/>
+            <w:tcBorders>
+              <w:top w:val="single" w:sz="4" w:space="0" w:color="000000"/>
+              <w:left w:val="single" w:sz="4" w:space="0" w:color="000000"/>
+              <w:bottom w:val="single" w:sz="4" w:space="0" w:color="000000"/>
+              <w:right w:val="single" w:sz="4" w:space="0" w:color="000000"/>
+            </w:tcBorders>
+            <w:tcMar>
+              <w:top w:w="60" w:type="dxa"/>
+              <w:left w:w="110" w:type="dxa"/>
+              <w:bottom w:w="60" w:type="dxa"/>
+              <w:right w:w="110" w:type="dxa"/>
+            </w:tcMar>
+            <w:vAlign w:val="center"/>
+            <w:hideMark/>
+          </w:tcPr>
+          <w:p>
+            <w:r>
+              <w:t>Đăng nhập bằng tài khoản nội bộ của công ty</w:t>
+            </w:r>
+          </w:p>
+        </w:tc>
+        <w:tc>
+          <w:tcPr>
+            <w:tcW w:w="0" w:type="auto"/>
+            <w:tcBorders>
+              <w:top w:val="single" w:sz="4" w:space="0" w:color="000000"/>
+              <w:left w:val="single" w:sz="4" w:space="0" w:color="000000"/>
+              <w:bottom w:val="single" w:sz="4" w:space="0" w:color="000000"/>
+              <w:right w:val="single" w:sz="4" w:space="0" w:color="000000"/>
+            </w:tcBorders>
+            <w:tcMar>
+              <w:top w:w="60" w:type="dxa"/>
+              <w:left w:w="110" w:type="dxa"/>
+              <w:bottom w:w="60" w:type="dxa"/>
+              <w:right w:w="110" w:type="dxa"/>
+            </w:tcMar>
+            <w:vAlign w:val="center"/>
+            <w:hideMark/>
+          </w:tcPr>
+          <w:p>
+            <w:r>
+              <w:t>8</w:t>
+            </w:r>
+          </w:p>
+        </w:tc>
+        <w:tc>
+          <w:tcPr>
+            <w:tcW w:w="0" w:type="auto"/>
+            <w:tcBorders>
+              <w:top w:val="single" w:sz="4" w:space="0" w:color="000000"/>
+              <w:left w:val="single" w:sz="4" w:space="0" w:color="000000"/>
+              <w:bottom w:val="single" w:sz="4" w:space="0" w:color="000000"/>
+              <w:right w:val="single" w:sz="4" w:space="0" w:color="000000"/>
+            </w:tcBorders>
+            <w:tcMar>
+              <w:top w:w="60" w:type="dxa"/>
+              <w:left w:w="110" w:type="dxa"/>
+              <w:bottom w:w="60" w:type="dxa"/>
+              <w:right w:w="110" w:type="dxa"/>
+            </w:tcMar>
+            <w:vAlign w:val="center"/>
+            <w:hideMark/>
+          </w:tcPr>
+          <w:p>
+            <w:r>
+              <w:t>Must</w:t>
+            </w:r>
+          </w:p>
+        </w:tc>
+      </w:tr>
+      <w:tr>
+        <w:tc>
+          <w:tcPr>
+            <w:tcW w:w="0" w:type="auto"/>
+            <w:tcBorders>
+              <w:top w:val="single" w:sz="4" w:space="0" w:color="000000"/>
+              <w:left w:val="single" w:sz="4" w:space="0" w:color="000000"/>
+              <w:bottom w:val="single" w:sz="4" w:space="0" w:color="000000"/>
+              <w:right w:val="single" w:sz="4" w:space="0" w:color="000000"/>
+            </w:tcBorders>
+            <w:tcMar>
+              <w:top w:w="60" w:type="dxa"/>
+              <w:left w:w="110" w:type="dxa"/>
+              <w:bottom w:w="60" w:type="dxa"/>
+              <w:right w:w="110" w:type="dxa"/>
+            </w:tcMar>
+            <w:vAlign w:val="center"/>
+            <w:hideMark/>
+          </w:tcPr>
+          <w:p>
+            <w:r>
+              <w:t>SC-07</w:t>
+            </w:r>
+          </w:p>
+        </w:tc>
+        <w:tc>
+          <w:tcPr>
+            <w:tcW w:w="0" w:type="auto"/>
+            <w:tcBorders>
+              <w:top w:val="single" w:sz="4" w:space="0" w:color="000000"/>
+              <w:left w:val="single" w:sz="4" w:space="0" w:color="000000"/>
+              <w:bottom w:val="single" w:sz="4" w:space="0" w:color="000000"/>
+              <w:right w:val="single" w:sz="4" w:space="0" w:color="000000"/>
+            </w:tcBorders>
+            <w:tcMar>
+              <w:top w:w="60" w:type="dxa"/>
+              <w:left w:w="110" w:type="dxa"/>
+              <w:bottom w:w="60" w:type="dxa"/>
+              <w:right w:w="110" w:type="dxa"/>
+            </w:tcMar>
+            <w:vAlign w:val="center"/>
+            <w:hideMark/>
+          </w:tcPr>
+          <w:p>
+            <w:r>
+              <w:t>Chia sẻ thực đơn tuần lên fanpage công ty</w:t>
+            </w:r>
+          </w:p>
+        </w:tc>
+        <w:tc>
+          <w:tcPr>
+            <w:tcW w:w="0" w:type="auto"/>
+            <w:tcBorders>
+              <w:top w:val="single" w:sz="4" w:space="0" w:color="000000"/>
+              <w:left w:val="single" w:sz="4" w:space="0" w:color="000000"/>
+              <w:bottom w:val="single" w:sz="4" w:space="0" w:color="000000"/>
+              <w:right w:val="single" w:sz="4" w:space="0" w:color="000000"/>
+            </w:tcBorders>
+            <w:tcMar>
+              <w:top w:w="60" w:type="dxa"/>
+              <w:left w:w="110" w:type="dxa"/>
+              <w:bottom w:w="60" w:type="dxa"/>
+              <w:right w:w="110" w:type="dxa"/>
+            </w:tcMar>
+            <w:vAlign w:val="center"/>
+            <w:hideMark/>
+          </w:tcPr>
+          <w:p>
+            <w:r>
+              <w:t>2</w:t>
+            </w:r>
+          </w:p>
+        </w:tc>
+        <w:tc>
+          <w:tcPr>
+            <w:tcW w:w="0" w:type="auto"/>
+            <w:tcBorders>
+              <w:top w:val="single" w:sz="4" w:space="0" w:color="000000"/>
+              <w:left w:val="single" w:sz="4" w:space="0" w:color="000000"/>
+              <w:bottom w:val="single" w:sz="4" w:space="0" w:color="000000"/>
+              <w:right w:val="single" w:sz="4" w:space="0" w:color="000000"/>
+            </w:tcBorders>
+            <w:tcMar>
+              <w:top w:w="60" w:type="dxa"/>
+              <w:left w:w="110" w:type="dxa"/>
+              <w:bottom w:w="60" w:type="dxa"/>
+              <w:right w:w="110" w:type="dxa"/>
+            </w:tcMar>
+            <w:vAlign w:val="center"/>
+            <w:hideMark/>
+          </w:tcPr>
+          <w:p>
+            <w:r>
+              <w:t>Won’t</w:t>
+            </w:r>
+          </w:p>
+        </w:tc>
+      </w:tr>
+    </w:tbl>
+    <w:p/>
+    <w:p>
+      <w:r>
+        <w:t>Dựa trên thứ tự ưu tiên MoSCoW và tổng điểm SP tối đa là 20, nhóm chọn các hạng mục sau:</w:t>
+      </w:r>
+    </w:p>
+    <w:p>
+      <w:r>
+        <w:t>SC-06 – Đăng nhập bằng tài khoản nội bộ công ty (8 SP) – Must have</w:t>
+      </w:r>
+    </w:p>
+    <w:p>
+      <w:r>
+        <w:t>SC-01 – Nhân viên đặt suất ăn cho ngày hôm sau (5 SP) – Must have</w:t>
+      </w:r>
+    </w:p>
+    <w:p>
+      <w:r>
+        <w:t>SC-02 – Nhân viên hủy suất ăn trước giờ chốt (3 SP) – Must have</w:t>
+      </w:r>
+    </w:p>
+    <w:p>
+      <w:r>
+        <w:t>SC-05 – Nhân viên đánh giá món ăn sau bữa trưa (3 SP) – Could have (hoặc có thể chọn SC-04 tùy điều chỉnh, nhưng SC-05 khớp tròn số SP hơn)</w:t>
+      </w:r>
+    </w:p>
+    <w:p/>
+    <w:p>
+      <w:r>
+        <w:lastRenderedPageBreak/>
+        <w:t>Sprint Goal:</w:t>
+      </w:r>
+    </w:p>
+    <w:p>
+      <w:r>
+        <w:t>"Hoàn thiện luồng đặt và hủy suất ăn hàng ngày dành cho nhân viên thông qua tài khoản nội bộ công ty, đồng thời cho phép thu nhận phản hồi đánh giá món ăn ban đầu."</w:t>
+      </w:r>
+    </w:p>
+    <w:p/>
+    <w:p>
+      <w:r>
+        <w:t>Nhận xét: nhóm khá chậm ở hầu như chỉ làm được 1 – 3 SP mỗi ngày trong sprint</w:t>
       </w:r>
     </w:p>
     <w:sectPr>
@@ -1540,6 +1441,119 @@
       </w:pPr>
     </w:lvl>
   </w:abstractNum>
+  <w:abstractNum w:abstractNumId="4" w15:restartNumberingAfterBreak="0">
+    <w:nsid w:val="7231002D"/>
+    <w:multiLevelType w:val="multilevel"/>
+    <w:tmpl w:val="E4EEFC48"/>
+    <w:lvl w:ilvl="0">
+      <w:start w:val="1"/>
+      <w:numFmt w:val="decimal"/>
+      <w:lvlText w:val="%1."/>
+      <w:lvlJc w:val="left"/>
+      <w:pPr>
+        <w:tabs>
+          <w:tab w:val="num" w:pos="720"/>
+        </w:tabs>
+        <w:ind w:left="720" w:hanging="360"/>
+      </w:pPr>
+    </w:lvl>
+    <w:lvl w:ilvl="1" w:tentative="1">
+      <w:start w:val="1"/>
+      <w:numFmt w:val="decimal"/>
+      <w:lvlText w:val="%2."/>
+      <w:lvlJc w:val="left"/>
+      <w:pPr>
+        <w:tabs>
+          <w:tab w:val="num" w:pos="1440"/>
+        </w:tabs>
+        <w:ind w:left="1440" w:hanging="360"/>
+      </w:pPr>
+    </w:lvl>
+    <w:lvl w:ilvl="2" w:tentative="1">
+      <w:start w:val="1"/>
+      <w:numFmt w:val="decimal"/>
+      <w:lvlText w:val="%3."/>
+      <w:lvlJc w:val="left"/>
+      <w:pPr>
+        <w:tabs>
+          <w:tab w:val="num" w:pos="2160"/>
+        </w:tabs>
+        <w:ind w:left="2160" w:hanging="360"/>
+      </w:pPr>
+    </w:lvl>
+    <w:lvl w:ilvl="3" w:tentative="1">
+      <w:start w:val="1"/>
+      <w:numFmt w:val="decimal"/>
+      <w:lvlText w:val="%4."/>
+      <w:lvlJc w:val="left"/>
+      <w:pPr>
+        <w:tabs>
+          <w:tab w:val="num" w:pos="2880"/>
+        </w:tabs>
+        <w:ind w:left="2880" w:hanging="360"/>
+      </w:pPr>
+    </w:lvl>
+    <w:lvl w:ilvl="4" w:tentative="1">
+      <w:start w:val="1"/>
+      <w:numFmt w:val="decimal"/>
+      <w:lvlText w:val="%5."/>
+      <w:lvlJc w:val="left"/>
+      <w:pPr>
+        <w:tabs>
+          <w:tab w:val="num" w:pos="3600"/>
+        </w:tabs>
+        <w:ind w:left="3600" w:hanging="360"/>
+      </w:pPr>
+    </w:lvl>
+    <w:lvl w:ilvl="5" w:tentative="1">
+      <w:start w:val="1"/>
+      <w:numFmt w:val="decimal"/>
+      <w:lvlText w:val="%6."/>
+      <w:lvlJc w:val="left"/>
+      <w:pPr>
+        <w:tabs>
+          <w:tab w:val="num" w:pos="4320"/>
+        </w:tabs>
+        <w:ind w:left="4320" w:hanging="360"/>
+      </w:pPr>
+    </w:lvl>
+    <w:lvl w:ilvl="6" w:tentative="1">
+      <w:start w:val="1"/>
+      <w:numFmt w:val="decimal"/>
+      <w:lvlText w:val="%7."/>
+      <w:lvlJc w:val="left"/>
+      <w:pPr>
+        <w:tabs>
+          <w:tab w:val="num" w:pos="5040"/>
+        </w:tabs>
+        <w:ind w:left="5040" w:hanging="360"/>
+      </w:pPr>
+    </w:lvl>
+    <w:lvl w:ilvl="7" w:tentative="1">
+      <w:start w:val="1"/>
+      <w:numFmt w:val="decimal"/>
+      <w:lvlText w:val="%8."/>
+      <w:lvlJc w:val="left"/>
+      <w:pPr>
+        <w:tabs>
+          <w:tab w:val="num" w:pos="5760"/>
+        </w:tabs>
+        <w:ind w:left="5760" w:hanging="360"/>
+      </w:pPr>
+    </w:lvl>
+    <w:lvl w:ilvl="8" w:tentative="1">
+      <w:start w:val="1"/>
+      <w:numFmt w:val="decimal"/>
+      <w:lvlText w:val="%9."/>
+      <w:lvlJc w:val="left"/>
+      <w:pPr>
+        <w:tabs>
+          <w:tab w:val="num" w:pos="6480"/>
+        </w:tabs>
+        <w:ind w:left="6480" w:hanging="360"/>
+      </w:pPr>
+    </w:lvl>
+  </w:abstractNum>
   <w:num w:numId="1" w16cid:durableId="1505977872">
     <w:abstractNumId w:val="2"/>
   </w:num>
@@ -1551,6 +1565,9 @@
   </w:num>
   <w:num w:numId="4" w16cid:durableId="1290745123">
     <w:abstractNumId w:val="1"/>
+  </w:num>
+  <w:num w:numId="5" w16cid:durableId="179399803">
+    <w:abstractNumId w:val="4"/>
   </w:num>
 </w:numbering>
 </file>
@@ -2158,7 +2175,6 @@
   <w:style w:type="character" w:default="1" w:styleId="DefaultParagraphFont">
     <w:name w:val="Default Paragraph Font"/>
     <w:uiPriority w:val="1"/>
-    <w:semiHidden/>
     <w:unhideWhenUsed/>
   </w:style>
   <w:style w:type="table" w:default="1" w:styleId="TableNormal">
@@ -2470,6 +2486,22 @@
       <w:smallCaps/>
       <w:color w:val="0F4761" w:themeColor="accent1" w:themeShade="BF"/>
       <w:spacing w:val="5"/>
+    </w:rPr>
+  </w:style>
+  <w:style w:type="paragraph" w:styleId="NormalWeb">
+    <w:name w:val="Normal (Web)"/>
+    <w:basedOn w:val="Normal"/>
+    <w:uiPriority w:val="99"/>
+    <w:semiHidden/>
+    <w:unhideWhenUsed/>
+    <w:rsid w:val="00B6594A"/>
+    <w:pPr>
+      <w:spacing w:before="100" w:beforeAutospacing="1" w:after="100" w:afterAutospacing="1" w:line="240" w:lineRule="auto"/>
+    </w:pPr>
+    <w:rPr>
+      <w:rFonts w:ascii="Times New Roman" w:eastAsia="Times New Roman" w:hAnsi="Times New Roman" w:cs="Times New Roman"/>
+      <w:kern w:val="0"/>
+      <w14:ligatures w14:val="none"/>
     </w:rPr>
   </w:style>
 </w:styles>
